--- a/examples/custom/doc/20-custom-regression.docx
+++ b/examples/custom/doc/20-custom-regression.docx
@@ -1866,7 +1866,7 @@
         <w:rPr>
           <w:rStyle w:val="VerbatimChar"/>
         </w:rPr>
-        <w:t xml:space="preserve">##        mse     smape          R2</w:t>
+        <w:t xml:space="preserve">##        mse   smape          R2</w:t>
       </w:r>
       <w:r>
         <w:br/>
@@ -1875,7 +1875,7 @@
         <w:rPr>
           <w:rStyle w:val="VerbatimChar"/>
         </w:rPr>
-        <w:t xml:space="preserve">## 1 84.45911 0.2868254 -0.06142155</w:t>
+        <w:t xml:space="preserve">## 1 82.56268 0.30925 -0.03758858</w:t>
       </w:r>
     </w:p>
     <w:p>
@@ -1987,7 +1987,7 @@
         <w:rPr>
           <w:rStyle w:val="VerbatimChar"/>
         </w:rPr>
-        <w:t xml:space="preserve">##        mse     smape         R2</w:t>
+        <w:t xml:space="preserve">##        mse     smape           R2</w:t>
       </w:r>
       <w:r>
         <w:br/>
@@ -1996,7 +1996,7 @@
         <w:rPr>
           <w:rStyle w:val="VerbatimChar"/>
         </w:rPr>
-        <w:t xml:space="preserve">## 1 113.5485 0.3272549 -0.1058588</w:t>
+        <w:t xml:space="preserve">## 1 103.0929 0.3299567 -0.004030478</w:t>
       </w:r>
     </w:p>
     <w:p>
